--- a/public/ops-templates/pi-template.docx
+++ b/public/ops-templates/pi-template.docx
@@ -491,6 +491,158 @@
       </w:r>
     </w:p>
     <w:p>
+      <w:pPr>
+        <w:pStyle w:val="Heading2"/>
+      </w:pPr>
+      <w:r>
+        <w:rPr>
+          <w:b/>
+        </w:rPr>
+        <w:t>Instalment Summary</w:t>
+      </w:r>
+    </w:p>
+    <w:tbl>
+      <w:tblPr>
+        <w:tblStyle w:val="TableGrid"/>
+        <w:tblW w:w="0" w:type="auto"/>
+        <w:tblBorders>
+          <w:top w:val="single" w:sz="4" w:space="0" w:color="auto"/>
+          <w:left w:val="single" w:sz="4" w:space="0" w:color="auto"/>
+          <w:bottom w:val="single" w:sz="4" w:space="0" w:color="auto"/>
+          <w:right w:val="single" w:sz="4" w:space="0" w:color="auto"/>
+          <w:insideH w:val="single" w:sz="4" w:space="0" w:color="auto"/>
+          <w:insideV w:val="single" w:sz="4" w:space="0" w:color="auto"/>
+        </w:tblBorders>
+      </w:tblPr>
+      <w:tblGrid>
+        <w:gridCol w:w="700"/>
+        <w:gridCol w:w="2200"/>
+        <w:gridCol w:w="3200"/>
+        <w:gridCol w:w="2700"/>
+      </w:tblGrid>
+      <w:tr>
+        <w:tc>
+          <w:tcPr>
+            <w:tcW w:w="700" w:type="dxa"/>
+          </w:tcPr>
+          <w:p>
+            <w:r>
+              <w:rPr>
+                <w:b/>
+              </w:rPr>
+              <w:t>#</w:t>
+            </w:r>
+          </w:p>
+        </w:tc>
+        <w:tc>
+          <w:tcPr>
+            <w:tcW w:w="2200" w:type="dxa"/>
+          </w:tcPr>
+          <w:p>
+            <w:r>
+              <w:rPr>
+                <w:b/>
+              </w:rPr>
+              <w:t>Due date</w:t>
+            </w:r>
+          </w:p>
+        </w:tc>
+        <w:tc>
+          <w:tcPr>
+            <w:tcW w:w="3200" w:type="dxa"/>
+          </w:tcPr>
+          <w:p>
+            <w:r>
+              <w:rPr>
+                <w:b/>
+              </w:rPr>
+              <w:t>Status</w:t>
+            </w:r>
+          </w:p>
+        </w:tc>
+        <w:tc>
+          <w:tcPr>
+            <w:tcW w:w="2700" w:type="dxa"/>
+          </w:tcPr>
+          <w:p>
+            <w:r>
+              <w:rPr>
+                <w:b/>
+              </w:rPr>
+              <w:t>Amount</w:t>
+            </w:r>
+          </w:p>
+        </w:tc>
+      </w:tr>
+      <w:tr>
+        <w:tc>
+          <w:tcPr>
+            <w:tcW w:w="700" w:type="dxa"/>
+          </w:tcPr>
+          <w:p>
+            <w:r>
+              <w:t>{#INSTALMENT_SUMMARY}{seq}</w:t>
+            </w:r>
+          </w:p>
+        </w:tc>
+        <w:tc>
+          <w:tcPr>
+            <w:tcW w:w="2200" w:type="dxa"/>
+          </w:tcPr>
+          <w:p>
+            <w:r>
+              <w:t>{dueDate}</w:t>
+            </w:r>
+          </w:p>
+        </w:tc>
+        <w:tc>
+          <w:tcPr>
+            <w:tcW w:w="3200" w:type="dxa"/>
+          </w:tcPr>
+          <w:p>
+            <w:r>
+              <w:t>{status}</w:t>
+            </w:r>
+          </w:p>
+          <w:p>
+            <w:r>
+              <w:rPr>
+                <w:i/>
+                <w:sz w:val="18"/>
+              </w:rPr>
+              <w:t>{breakdown}</w:t>
+            </w:r>
+          </w:p>
+        </w:tc>
+        <w:tc>
+          <w:tcPr>
+            <w:tcW w:w="2700" w:type="dxa"/>
+          </w:tcPr>
+          <w:p>
+            <w:r>
+              <w:t>{amount}{/INSTALMENT_SUMMARY}</w:t>
+            </w:r>
+          </w:p>
+        </w:tc>
+      </w:tr>
+    </w:tbl>
+    <w:p>
+      <w:pPr>
+        <w:spacing w:before="80" w:after="40"/>
+      </w:pPr>
+      <w:r>
+        <w:t xml:space="preserve">Contract total at {CURRENT_STUDENT_COUNT} students: {CONTRACT_TOTAL_AT_CURRENT_COUNT}</w:t>
+      </w:r>
+    </w:p>
+    <w:p>
+      <w:pPr>
+        <w:spacing w:before="80" w:after="40"/>
+      </w:pPr>
+      <w:r>
+        <w:t xml:space="preserve">Total received to date: {TOTAL_RECEIVED_TO_DATE}</w:t>
+      </w:r>
+    </w:p>
+    <w:p>
       <w:r>
         <w:t xml:space="preserve">{PAYMENT_TERMS}</w:t>
       </w:r>
